--- a/docs/Course/MGS3001/03_Lecture_Note/LectureNote_Chad/PPT/chapter5/chapter5_note.docx
+++ b/docs/Course/MGS3001/03_Lecture_Note/LectureNote_Chad/PPT/chapter5/chapter5_note.docx
@@ -31,7 +31,7 @@
         <w:pStyle w:val="Date"/>
       </w:pPr>
       <w:r>
-        <w:t xml:space="preserve">Fri, 21 March 2025</w:t>
+        <w:t xml:space="preserve">Sat, 22 March 2025</w:t>
       </w:r>
     </w:p>
     <w:bookmarkStart w:id="22" w:name="learning-objectives"/>

--- a/docs/Course/MGS3001/03_Lecture_Note/LectureNote_Chad/PPT/chapter5/chapter5_note.docx
+++ b/docs/Course/MGS3001/03_Lecture_Note/LectureNote_Chad/PPT/chapter5/chapter5_note.docx
@@ -7,19 +7,7 @@
         <w:pStyle w:val="Title"/>
       </w:pPr>
       <w:r>
-        <w:t xml:space="preserve">[Lecture</w:t>
-      </w:r>
-      <w:r>
-        <w:t xml:space="preserve"> </w:t>
-      </w:r>
-      <w:r>
-        <w:t xml:space="preserve">Note]</w:t>
-      </w:r>
-      <w:r>
-        <w:t xml:space="preserve"> </w:t>
-      </w:r>
-      <w:r>
-        <w:t xml:space="preserve">Functions</w:t>
+        <w:t xml:space="preserve">[Lecture Note] Functions</w:t>
       </w:r>
     </w:p>
     <w:p>
@@ -27,43 +15,7 @@
         <w:pStyle w:val="Subtitle"/>
       </w:pPr>
       <w:r>
-        <w:t xml:space="preserve">MGS3001</w:t>
-      </w:r>
-      <w:r>
-        <w:t xml:space="preserve"> </w:t>
-      </w:r>
-      <w:r>
-        <w:t xml:space="preserve">Python</w:t>
-      </w:r>
-      <w:r>
-        <w:t xml:space="preserve"> </w:t>
-      </w:r>
-      <w:r>
-        <w:t xml:space="preserve">Programming</w:t>
-      </w:r>
-      <w:r>
-        <w:t xml:space="preserve"> </w:t>
-      </w:r>
-      <w:r>
-        <w:t xml:space="preserve">for</w:t>
-      </w:r>
-      <w:r>
-        <w:t xml:space="preserve"> </w:t>
-      </w:r>
-      <w:r>
-        <w:t xml:space="preserve">Business,</w:t>
-      </w:r>
-      <w:r>
-        <w:t xml:space="preserve"> </w:t>
-      </w:r>
-      <w:r>
-        <w:t xml:space="preserve">Spring</w:t>
-      </w:r>
-      <w:r>
-        <w:t xml:space="preserve"> </w:t>
-      </w:r>
-      <w:r>
-        <w:t xml:space="preserve">2025</w:t>
+        <w:t xml:space="preserve">MGS3001 Python Programming for Business, Spring 2025</w:t>
       </w:r>
     </w:p>
     <w:p>
@@ -71,19 +23,7 @@
         <w:pStyle w:val="Author"/>
       </w:pPr>
       <w:r>
-        <w:t xml:space="preserve">Chad</w:t>
-      </w:r>
-      <w:r>
-        <w:t xml:space="preserve"> </w:t>
-      </w:r>
-      <w:r>
-        <w:t xml:space="preserve">(Chungil</w:t>
-      </w:r>
-      <w:r>
-        <w:t xml:space="preserve"> </w:t>
-      </w:r>
-      <w:r>
-        <w:t xml:space="preserve">Chae)</w:t>
+        <w:t xml:space="preserve">Chad (Chungil Chae)</w:t>
       </w:r>
     </w:p>
     <w:p>
@@ -91,33 +31,7 @@
         <w:pStyle w:val="Date"/>
       </w:pPr>
       <w:r>
-        <w:t xml:space="preserve">Sun,</w:t>
-      </w:r>
-      <w:r>
-        <w:t xml:space="preserve"> </w:t>
-      </w:r>
-      <w:r>
-        <w:t xml:space="preserve">25</w:t>
-      </w:r>
-      <w:r>
-        <w:t xml:space="preserve"> </w:t>
-      </w:r>
-      <w:r>
-        <w:t xml:space="preserve">May</w:t>
-      </w:r>
-      <w:r>
-        <w:t xml:space="preserve"> </w:t>
-      </w:r>
-      <w:r>
-        <w:t xml:space="preserve">2025</w:t>
-      </w:r>
-    </w:p>
-    <w:p>
-      <w:pPr>
-        <w:pStyle w:val="AbstractTitle"/>
-      </w:pPr>
-      <w:r>
-        <w:t xml:space="preserve">Abstract</w:t>
+        <w:t xml:space="preserve">Mon, 26 May 2025</w:t>
       </w:r>
     </w:p>
     <w:bookmarkStart w:id="22" w:name="learning-objectives"/>
@@ -544,7 +458,7 @@
                     <a:graphicData uri="http://schemas.openxmlformats.org/drawingml/2006/picture">
                       <pic:pic>
                         <pic:nvPicPr>
-                          <pic:cNvPr descr="/usr/lib/rstudio-server/bin/quarto/share/formats/docx/note.png" id="28" name="Picture"/>
+                          <pic:cNvPr descr="/Applications/quarto/share/formats/docx/note.png" id="28" name="Picture"/>
                           <pic:cNvPicPr>
                             <a:picLocks noChangeArrowheads="1" noChangeAspect="1"/>
                           </pic:cNvPicPr>
@@ -668,7 +582,7 @@
                     <a:graphicData uri="http://schemas.openxmlformats.org/drawingml/2006/picture">
                       <pic:pic>
                         <pic:nvPicPr>
-                          <pic:cNvPr descr="/usr/lib/rstudio-server/bin/quarto/share/formats/docx/note.png" id="30" name="Picture"/>
+                          <pic:cNvPr descr="/Applications/quarto/share/formats/docx/note.png" id="30" name="Picture"/>
                           <pic:cNvPicPr>
                             <a:picLocks noChangeArrowheads="1" noChangeAspect="1"/>
                           </pic:cNvPicPr>
@@ -792,7 +706,7 @@
                     <a:graphicData uri="http://schemas.openxmlformats.org/drawingml/2006/picture">
                       <pic:pic>
                         <pic:nvPicPr>
-                          <pic:cNvPr descr="/usr/lib/rstudio-server/bin/quarto/share/formats/docx/note.png" id="32" name="Picture"/>
+                          <pic:cNvPr descr="/Applications/quarto/share/formats/docx/note.png" id="32" name="Picture"/>
                           <pic:cNvPicPr>
                             <a:picLocks noChangeArrowheads="1" noChangeAspect="1"/>
                           </pic:cNvPicPr>
@@ -916,7 +830,7 @@
                     <a:graphicData uri="http://schemas.openxmlformats.org/drawingml/2006/picture">
                       <pic:pic>
                         <pic:nvPicPr>
-                          <pic:cNvPr descr="/usr/lib/rstudio-server/bin/quarto/share/formats/docx/note.png" id="34" name="Picture"/>
+                          <pic:cNvPr descr="/Applications/quarto/share/formats/docx/note.png" id="34" name="Picture"/>
                           <pic:cNvPicPr>
                             <a:picLocks noChangeArrowheads="1" noChangeAspect="1"/>
                           </pic:cNvPicPr>
@@ -1040,7 +954,7 @@
                     <a:graphicData uri="http://schemas.openxmlformats.org/drawingml/2006/picture">
                       <pic:pic>
                         <pic:nvPicPr>
-                          <pic:cNvPr descr="/usr/lib/rstudio-server/bin/quarto/share/formats/docx/note.png" id="36" name="Picture"/>
+                          <pic:cNvPr descr="/Applications/quarto/share/formats/docx/note.png" id="36" name="Picture"/>
                           <pic:cNvPicPr>
                             <a:picLocks noChangeArrowheads="1" noChangeAspect="1"/>
                           </pic:cNvPicPr>
@@ -2283,13 +2197,7 @@
         <w:t xml:space="preserve"> </w:t>
       </w:r>
       <w:r>
-        <w:t xml:space="preserve">‘</w:t>
-      </w:r>
-      <w:r>
-        <w:t xml:space="preserve">I have a message for you</w:t>
-      </w:r>
-      <w:r>
-        <w:t xml:space="preserve">’</w:t>
+        <w:t xml:space="preserve">‘I have a message for you’</w:t>
       </w:r>
       <w:r>
         <w:t xml:space="preserve">.</w:t>
@@ -2334,13 +2242,7 @@
         <w:t xml:space="preserve"> </w:t>
       </w:r>
       <w:r>
-        <w:t xml:space="preserve">‘</w:t>
-      </w:r>
-      <w:r>
-        <w:t xml:space="preserve">Goodbye!</w:t>
-      </w:r>
-      <w:r>
-        <w:t xml:space="preserve">’</w:t>
+        <w:t xml:space="preserve">‘Goodbye!’</w:t>
       </w:r>
       <w:r>
         <w:t xml:space="preserve">.</w:t>
@@ -5782,13 +5684,7 @@
         <w:t xml:space="preserve"> </w:t>
       </w:r>
       <w:r>
-        <w:t xml:space="preserve">‘</w:t>
-      </w:r>
-      <w:r>
-        <w:t xml:space="preserve">The value is 99</w:t>
-      </w:r>
-      <w:r>
-        <w:t xml:space="preserve">’</w:t>
+        <w:t xml:space="preserve">‘The value is 99’</w:t>
       </w:r>
       <w:r>
         <w:t xml:space="preserve">. The value variable is then passed as an argument to the change_me function.</w:t>
@@ -5904,13 +5800,7 @@
         <w:t xml:space="preserve"> </w:t>
       </w:r>
       <w:r>
-        <w:t xml:space="preserve">‘</w:t>
-      </w:r>
-      <w:r>
-        <w:t xml:space="preserve">Now the value is 0.</w:t>
-      </w:r>
-      <w:r>
-        <w:t xml:space="preserve">’</w:t>
+        <w:t xml:space="preserve">‘Now the value is 0.’</w:t>
       </w:r>
       <w:r>
         <w:t xml:space="preserve"> </w:t>
@@ -5958,13 +5848,7 @@
         <w:t xml:space="preserve"> </w:t>
       </w:r>
       <w:r>
-        <w:t xml:space="preserve">‘</w:t>
-      </w:r>
-      <w:r>
-        <w:t xml:space="preserve">Back in main the value is 99.</w:t>
-      </w:r>
-      <w:r>
-        <w:t xml:space="preserve">’</w:t>
+        <w:t xml:space="preserve">‘Back in main the value is 99.’</w:t>
       </w:r>
     </w:p>
     <w:p>
@@ -7476,13 +7360,7 @@
         <w:t xml:space="preserve"> </w:t>
       </w:r>
       <w:r>
-        <w:t xml:space="preserve">“</w:t>
-      </w:r>
-      <w:r>
-        <w:t xml:space="preserve">In the Spotlight</w:t>
-      </w:r>
-      <w:r>
-        <w:t xml:space="preserve">”</w:t>
+        <w:t xml:space="preserve">“In the Spotlight”</w:t>
       </w:r>
       <w:r>
         <w:t xml:space="preserve"> </w:t>
@@ -8092,13 +7970,7 @@
         <w:t xml:space="preserve"> </w:t>
       </w:r>
       <w:r>
-        <w:t xml:space="preserve">“</w:t>
-      </w:r>
-      <w:r>
-        <w:t xml:space="preserve">black boxes.</w:t>
-      </w:r>
-      <w:r>
-        <w:t xml:space="preserve">”</w:t>
+        <w:t xml:space="preserve">“black boxes.”</w:t>
       </w:r>
     </w:p>
     <w:p>
@@ -8116,13 +7988,7 @@
         <w:t xml:space="preserve"> </w:t>
       </w:r>
       <w:r>
-        <w:t xml:space="preserve">“</w:t>
-      </w:r>
-      <w:r>
-        <w:t xml:space="preserve">black box</w:t>
-      </w:r>
-      <w:r>
-        <w:t xml:space="preserve">”</w:t>
+        <w:t xml:space="preserve">“black box”</w:t>
       </w:r>
       <w:r>
         <w:t xml:space="preserve"> </w:t>
@@ -9671,13 +9537,7 @@
         <w:t xml:space="preserve"> </w:t>
       </w:r>
       <w:r>
-        <w:t xml:space="preserve">“</w:t>
-      </w:r>
-      <w:r>
-        <w:t xml:space="preserve">The number is 58</w:t>
-      </w:r>
-      <w:r>
-        <w:t xml:space="preserve">”</w:t>
+        <w:t xml:space="preserve">“The number is 58”</w:t>
       </w:r>
       <w:r>
         <w:t xml:space="preserve">).</w:t>
@@ -14486,7 +14346,6 @@
           <w:p>
             <w:pPr>
               <w:pStyle w:val="Compact"/>
-              <w:jc w:val="left"/>
             </w:pPr>
             <w:r>
               <w:rPr>
@@ -14502,7 +14361,6 @@
           <w:p>
             <w:pPr>
               <w:pStyle w:val="Compact"/>
-              <w:jc w:val="left"/>
             </w:pPr>
             <w:r>
               <w:rPr>
@@ -14518,7 +14376,6 @@
           <w:p>
             <w:pPr>
               <w:pStyle w:val="Compact"/>
-              <w:jc w:val="left"/>
             </w:pPr>
             <w:r>
               <w:rPr>
@@ -14536,7 +14393,6 @@
           <w:p>
             <w:pPr>
               <w:pStyle w:val="Compact"/>
-              <w:jc w:val="left"/>
             </w:pPr>
             <w:r>
               <w:t xml:space="preserve">None</w:t>
@@ -14548,7 +14404,6 @@
           <w:p>
             <w:pPr>
               <w:pStyle w:val="Compact"/>
-              <w:jc w:val="left"/>
             </w:pPr>
             <w:r>
               <w:t xml:space="preserve">Prompts user for item’s regular price</w:t>
@@ -14560,7 +14415,6 @@
           <w:p>
             <w:pPr>
               <w:pStyle w:val="Compact"/>
-              <w:jc w:val="left"/>
             </w:pPr>
             <w:r>
               <w:t xml:space="preserve">Returns the entered</w:t>
@@ -14582,7 +14436,6 @@
           <w:p>
             <w:pPr>
               <w:pStyle w:val="Compact"/>
-              <w:jc w:val="left"/>
             </w:pPr>
             <w:r>
               <w:t xml:space="preserve">and converts it to float</w:t>
@@ -14594,7 +14447,6 @@
           <w:p>
             <w:pPr>
               <w:pStyle w:val="Compact"/>
-              <w:jc w:val="left"/>
             </w:pPr>
             <w:r>
               <w:t xml:space="preserve">price as a float</w:t>
@@ -14675,7 +14527,6 @@
           <w:p>
             <w:pPr>
               <w:pStyle w:val="Compact"/>
-              <w:jc w:val="left"/>
             </w:pPr>
             <w:r>
               <w:rPr>
@@ -14691,7 +14542,6 @@
           <w:p>
             <w:pPr>
               <w:pStyle w:val="Compact"/>
-              <w:jc w:val="left"/>
             </w:pPr>
             <w:r>
               <w:rPr>
@@ -14707,7 +14557,6 @@
           <w:p>
             <w:pPr>
               <w:pStyle w:val="Compact"/>
-              <w:jc w:val="left"/>
             </w:pPr>
             <w:r>
               <w:rPr>
@@ -14725,7 +14574,6 @@
           <w:p>
             <w:pPr>
               <w:pStyle w:val="Compact"/>
-              <w:jc w:val="left"/>
             </w:pPr>
             <w:r>
               <w:t xml:space="preserve">price (float)</w:t>
@@ -14737,7 +14585,6 @@
           <w:p>
             <w:pPr>
               <w:pStyle w:val="Compact"/>
-              <w:jc w:val="left"/>
             </w:pPr>
             <w:r>
               <w:t xml:space="preserve">Computes discount as</w:t>
@@ -14764,7 +14611,6 @@
           <w:p>
             <w:pPr>
               <w:pStyle w:val="Compact"/>
-              <w:jc w:val="left"/>
             </w:pPr>
             <w:r>
               <w:t xml:space="preserve">Returns the discount</w:t>
@@ -14786,7 +14632,6 @@
           <w:p>
             <w:pPr>
               <w:pStyle w:val="Compact"/>
-              <w:jc w:val="left"/>
             </w:pPr>
             <w:r>
               <w:rPr>
@@ -14801,7 +14646,6 @@
           <w:p>
             <w:pPr>
               <w:pStyle w:val="Compact"/>
-              <w:jc w:val="left"/>
             </w:pPr>
             <w:r>
               <w:t xml:space="preserve">amount as a float</w:t>
@@ -16914,7 +16758,6 @@
           <w:p>
             <w:pPr>
               <w:pStyle w:val="Compact"/>
-              <w:jc w:val="left"/>
             </w:pPr>
             <w:r>
               <w:t xml:space="preserve">math Module Function</w:t>
@@ -16926,7 +16769,6 @@
           <w:p>
             <w:pPr>
               <w:pStyle w:val="Compact"/>
-              <w:jc w:val="left"/>
             </w:pPr>
             <w:r>
               <w:t xml:space="preserve">Description</w:t>
@@ -16940,7 +16782,6 @@
           <w:p>
             <w:pPr>
               <w:pStyle w:val="Compact"/>
-              <w:jc w:val="left"/>
             </w:pPr>
             <w:r>
               <w:t xml:space="preserve">acos(x)</w:t>
@@ -16952,7 +16793,6 @@
           <w:p>
             <w:pPr>
               <w:pStyle w:val="Compact"/>
-              <w:jc w:val="left"/>
             </w:pPr>
             <w:r>
               <w:t xml:space="preserve">Returns the arc cosine of x, in radians.</w:t>
@@ -16966,7 +16806,6 @@
           <w:p>
             <w:pPr>
               <w:pStyle w:val="Compact"/>
-              <w:jc w:val="left"/>
             </w:pPr>
             <w:r>
               <w:t xml:space="preserve">asin(x)</w:t>
@@ -16978,7 +16817,6 @@
           <w:p>
             <w:pPr>
               <w:pStyle w:val="Compact"/>
-              <w:jc w:val="left"/>
             </w:pPr>
             <w:r>
               <w:t xml:space="preserve">Returns the arc sine of x, in radians.</w:t>
@@ -16992,7 +16830,6 @@
           <w:p>
             <w:pPr>
               <w:pStyle w:val="Compact"/>
-              <w:jc w:val="left"/>
             </w:pPr>
             <w:r>
               <w:t xml:space="preserve">atan(x)</w:t>
@@ -17004,7 +16841,6 @@
           <w:p>
             <w:pPr>
               <w:pStyle w:val="Compact"/>
-              <w:jc w:val="left"/>
             </w:pPr>
             <w:r>
               <w:t xml:space="preserve">Returns the arc tangent of x, in radians.</w:t>
@@ -17018,7 +16854,6 @@
           <w:p>
             <w:pPr>
               <w:pStyle w:val="Compact"/>
-              <w:jc w:val="left"/>
             </w:pPr>
             <w:r>
               <w:t xml:space="preserve">ceil(x)</w:t>
@@ -17030,7 +16865,6 @@
           <w:p>
             <w:pPr>
               <w:pStyle w:val="Compact"/>
-              <w:jc w:val="left"/>
             </w:pPr>
             <w:r>
               <w:t xml:space="preserve">Returns the smallest integer that is greater than or equal to x.</w:t>
@@ -17044,7 +16878,6 @@
           <w:p>
             <w:pPr>
               <w:pStyle w:val="Compact"/>
-              <w:jc w:val="left"/>
             </w:pPr>
             <w:r>
               <w:t xml:space="preserve">cos(x)</w:t>
@@ -17056,7 +16889,6 @@
           <w:p>
             <w:pPr>
               <w:pStyle w:val="Compact"/>
-              <w:jc w:val="left"/>
             </w:pPr>
             <w:r>
               <w:t xml:space="preserve">Returns the cosine of x in radians.</w:t>
@@ -17070,7 +16902,6 @@
           <w:p>
             <w:pPr>
               <w:pStyle w:val="Compact"/>
-              <w:jc w:val="left"/>
             </w:pPr>
             <w:r>
               <w:t xml:space="preserve">degrees(x)</w:t>
@@ -17082,7 +16913,6 @@
           <w:p>
             <w:pPr>
               <w:pStyle w:val="Compact"/>
-              <w:jc w:val="left"/>
             </w:pPr>
             <w:r>
               <w:t xml:space="preserve">Assuming x is an angle in radians, the function returns the angle converted to degrees.</w:t>
@@ -17096,7 +16926,6 @@
           <w:p>
             <w:pPr>
               <w:pStyle w:val="Compact"/>
-              <w:jc w:val="left"/>
             </w:pPr>
             <w:r>
               <w:t xml:space="preserve">exp(x)</w:t>
@@ -17108,7 +16937,6 @@
           <w:p>
             <w:pPr>
               <w:pStyle w:val="Compact"/>
-              <w:jc w:val="left"/>
             </w:pPr>
             <w:r>
               <w:t xml:space="preserve">Returns</w:t>
@@ -17139,7 +16967,6 @@
           <w:p>
             <w:pPr>
               <w:pStyle w:val="Compact"/>
-              <w:jc w:val="left"/>
             </w:pPr>
             <w:r>
               <w:t xml:space="preserve">floor(x)</w:t>
@@ -17151,7 +16978,6 @@
           <w:p>
             <w:pPr>
               <w:pStyle w:val="Compact"/>
-              <w:jc w:val="left"/>
             </w:pPr>
             <w:r>
               <w:t xml:space="preserve">Returns the largest integer that is less than or equal to x.</w:t>
@@ -17165,7 +16991,6 @@
           <w:p>
             <w:pPr>
               <w:pStyle w:val="Compact"/>
-              <w:jc w:val="left"/>
             </w:pPr>
             <w:r>
               <w:t xml:space="preserve">hypot(x, y)</w:t>
@@ -17177,7 +17002,6 @@
           <w:p>
             <w:pPr>
               <w:pStyle w:val="Compact"/>
-              <w:jc w:val="left"/>
             </w:pPr>
             <w:r>
               <w:t xml:space="preserve">Returns the length of a hypotenuse that extends from (0, 0) to (x, y).</w:t>
@@ -17191,7 +17015,6 @@
           <w:p>
             <w:pPr>
               <w:pStyle w:val="Compact"/>
-              <w:jc w:val="left"/>
             </w:pPr>
             <w:r>
               <w:t xml:space="preserve">log(x)</w:t>
@@ -17203,7 +17026,6 @@
           <w:p>
             <w:pPr>
               <w:pStyle w:val="Compact"/>
-              <w:jc w:val="left"/>
             </w:pPr>
             <w:r>
               <w:t xml:space="preserve">Returns the natural logarithm of x.</w:t>
@@ -17217,7 +17039,6 @@
           <w:p>
             <w:pPr>
               <w:pStyle w:val="Compact"/>
-              <w:jc w:val="left"/>
             </w:pPr>
             <w:r>
               <w:t xml:space="preserve">log10(x)</w:t>
@@ -17229,7 +17050,6 @@
           <w:p>
             <w:pPr>
               <w:pStyle w:val="Compact"/>
-              <w:jc w:val="left"/>
             </w:pPr>
             <w:r>
               <w:t xml:space="preserve">Returns the base-10 logarithm of x.</w:t>
@@ -17243,7 +17063,6 @@
           <w:p>
             <w:pPr>
               <w:pStyle w:val="Compact"/>
-              <w:jc w:val="left"/>
             </w:pPr>
             <w:r>
               <w:t xml:space="preserve">radians(x)</w:t>
@@ -17255,7 +17074,6 @@
           <w:p>
             <w:pPr>
               <w:pStyle w:val="Compact"/>
-              <w:jc w:val="left"/>
             </w:pPr>
             <w:r>
               <w:t xml:space="preserve">Assuming x is an angle in degrees, the function returns the angle converted to radians.</w:t>
@@ -17269,7 +17087,6 @@
           <w:p>
             <w:pPr>
               <w:pStyle w:val="Compact"/>
-              <w:jc w:val="left"/>
             </w:pPr>
             <w:r>
               <w:t xml:space="preserve">sin(x)</w:t>
@@ -17281,7 +17098,6 @@
           <w:p>
             <w:pPr>
               <w:pStyle w:val="Compact"/>
-              <w:jc w:val="left"/>
             </w:pPr>
             <w:r>
               <w:t xml:space="preserve">Returns the sine of x in radians.</w:t>
@@ -17295,7 +17111,6 @@
           <w:p>
             <w:pPr>
               <w:pStyle w:val="Compact"/>
-              <w:jc w:val="left"/>
             </w:pPr>
             <w:r>
               <w:t xml:space="preserve">sqrt(x)</w:t>
@@ -17307,7 +17122,6 @@
           <w:p>
             <w:pPr>
               <w:pStyle w:val="Compact"/>
-              <w:jc w:val="left"/>
             </w:pPr>
             <w:r>
               <w:t xml:space="preserve">Returns the square root of x.</w:t>
@@ -17321,7 +17135,6 @@
           <w:p>
             <w:pPr>
               <w:pStyle w:val="Compact"/>
-              <w:jc w:val="left"/>
             </w:pPr>
             <w:r>
               <w:t xml:space="preserve">tan(x)</w:t>
@@ -17333,7 +17146,6 @@
           <w:p>
             <w:pPr>
               <w:pStyle w:val="Compact"/>
-              <w:jc w:val="left"/>
             </w:pPr>
             <w:r>
               <w:t xml:space="preserve">Returns the tangent of x in radians</w:t>
@@ -24453,7 +24265,7 @@
   </w:style>
   <w:style w:styleId="Subtitle" w:type="paragraph">
     <w:name w:val="Subtitle"/>
-    <w:basedOn w:val="Normal"/>
+    <w:basedOn w:val="Title"/>
     <w:next w:val="BodyText"/>
     <w:link w:val="SubtitleChar"/>
     <w:uiPriority w:val="11"/>
@@ -24466,7 +24278,6 @@
     </w:pPr>
     <w:rPr>
       <w:rFonts w:cstheme="majorBidi" w:eastAsiaTheme="majorEastAsia"/>
-      <w:color w:themeColor="text1" w:themeTint="A6" w:val="595959"/>
       <w:spacing w:val="15"/>
       <w:sz w:val="28"/>
       <w:szCs w:val="28"/>
@@ -24519,7 +24330,6 @@
     </w:pPr>
     <w:rPr>
       <w:b/>
-      <w:color w:val="345A8A"/>
       <w:sz w:val="20"/>
       <w:szCs w:val="20"/>
     </w:rPr>
